--- a/downloads/teacher/03 Course Design/05 Unit Plan Template.docx
+++ b/downloads/teacher/03 Course Design/05 Unit Plan Template.docx
@@ -379,17 +379,29 @@
       <w:r>
         <w:t xml:space="preserve">One per topic, upper half of Bloom’s:</w:t>
       </w:r>
-      <w:r>
-        <w:t xml:space="preserve"> </w:t>
-      </w:r>
-      <w:r>
-        <w:t xml:space="preserve">- Topic N.1: Students will [analyze / evaluate / create / design / justify] …</w:t>
-      </w:r>
-      <w:r>
-        <w:t xml:space="preserve"> </w:t>
-      </w:r>
-      <w:r>
-        <w:t xml:space="preserve">- Topic N.2: …</w:t>
+    </w:p>
+    <w:p>
+      <w:pPr>
+        <w:numPr>
+          <w:ilvl w:val="0"/>
+          <w:numId w:val="1003"/>
+        </w:numPr>
+        <w:pStyle w:val="Compact"/>
+      </w:pPr>
+      <w:r>
+        <w:t xml:space="preserve">Topic N.1: Students will [analyze / evaluate / create / design / justify] …</w:t>
+      </w:r>
+    </w:p>
+    <w:p>
+      <w:pPr>
+        <w:numPr>
+          <w:ilvl w:val="0"/>
+          <w:numId w:val="1003"/>
+        </w:numPr>
+        <w:pStyle w:val="Compact"/>
+      </w:pPr>
+      <w:r>
+        <w:t xml:space="preserve">Topic N.2: …</w:t>
       </w:r>
     </w:p>
     <w:p>
@@ -580,188 +592,6 @@
       <w:r>
         <w:t xml:space="preserve">NYS module lines taught (every line, by code, with the lesson that teaches it):</w:t>
       </w:r>
-      <w:r>
-        <w:t xml:space="preserve"> </w:t>
-      </w:r>
-      <w:r>
-        <w:t xml:space="preserve">- [code] [text] : Lesson NN.M</w:t>
-      </w:r>
-      <w:r>
-        <w:t xml:space="preserve"> </w:t>
-      </w:r>
-      <w:r>
-        <w:t xml:space="preserve">CTE theme lines: [same]</w:t>
-      </w:r>
-      <w:r>
-        <w:t xml:space="preserve"> </w:t>
-      </w:r>
-      <w:r>
-        <w:t xml:space="preserve">NYS FACS Learning Standards (Intermediate): [standard, key idea, PIs used]</w:t>
-      </w:r>
-      <w:r>
-        <w:t xml:space="preserve"> </w:t>
-      </w:r>
-      <w:r>
-        <w:t xml:space="preserve">CDOS: [standards and universal foundation skills used]</w:t>
-      </w:r>
-      <w:r>
-        <w:t xml:space="preserve"> </w:t>
-      </w:r>
-      <w:r>
-        <w:t xml:space="preserve">National FCS 3.0: [numbers with text]</w:t>
-      </w:r>
-      <w:r>
-        <w:t xml:space="preserve"> </w:t>
-      </w:r>
-      <w:r>
-        <w:t xml:space="preserve">Career Ready Practices: [numbers as the state module lists them]</w:t>
-      </w:r>
-    </w:p>
-    <w:p>
-      <w:pPr>
-        <w:pStyle w:val="Heading2"/>
-      </w:pPr>
-      <w:bookmarkStart w:id="29" w:name="project"/>
-      <w:r>
-        <w:t xml:space="preserve">8. Project</w:t>
-      </w:r>
-      <w:bookmarkEnd w:id="29"/>
-    </w:p>
-    <w:p>
-      <w:pPr>
-        <w:pStyle w:val="FirstParagraph"/>
-      </w:pPr>
-      <w:r>
-        <w:t xml:space="preserve">Name, the scenario, deliverables, steps by day, group or individual, choice built in, ELL and IEP supports, and how it is presented. Full sheet in</w:t>
-      </w:r>
-      <w:r>
-        <w:t xml:space="preserve"> </w:t>
-      </w:r>
-      <w:r>
-        <w:rPr>
-          <w:rStyle w:val="VerbatimChar"/>
-        </w:rPr>
-        <w:t xml:space="preserve">Project NN</w:t>
-      </w:r>
-      <w:r>
-        <w:t xml:space="preserve">.</w:t>
-      </w:r>
-    </w:p>
-    <w:p>
-      <w:pPr>
-        <w:pStyle w:val="Heading2"/>
-      </w:pPr>
-      <w:bookmarkStart w:id="30" w:name="assessment-plan"/>
-      <w:r>
-        <w:t xml:space="preserve">9. Assessment plan</w:t>
-      </w:r>
-      <w:bookmarkEnd w:id="30"/>
-    </w:p>
-    <w:p>
-      <w:pPr>
-        <w:numPr>
-          <w:ilvl w:val="0"/>
-          <w:numId w:val="1003"/>
-        </w:numPr>
-        <w:pStyle w:val="Compact"/>
-      </w:pPr>
-      <w:r>
-        <w:t xml:space="preserve">Formative (daily): do now, checks for understanding, exit cards, checklists.</w:t>
-      </w:r>
-    </w:p>
-    <w:p>
-      <w:pPr>
-        <w:numPr>
-          <w:ilvl w:val="0"/>
-          <w:numId w:val="1003"/>
-        </w:numPr>
-        <w:pStyle w:val="Compact"/>
-      </w:pPr>
-      <w:r>
-        <w:t xml:space="preserve">Formal at the end of each topic: [name each with its file].</w:t>
-      </w:r>
-    </w:p>
-    <w:p>
-      <w:pPr>
-        <w:numPr>
-          <w:ilvl w:val="0"/>
-          <w:numId w:val="1003"/>
-        </w:numPr>
-        <w:pStyle w:val="Compact"/>
-      </w:pPr>
-      <w:r>
-        <w:t xml:space="preserve">Unit test: [file], [format].</w:t>
-      </w:r>
-    </w:p>
-    <w:p>
-      <w:pPr>
-        <w:numPr>
-          <w:ilvl w:val="0"/>
-          <w:numId w:val="1003"/>
-        </w:numPr>
-        <w:pStyle w:val="Compact"/>
-      </w:pPr>
-      <w:r>
-        <w:t xml:space="preserve">Project rubric: [file].</w:t>
-      </w:r>
-    </w:p>
-    <w:p>
-      <w:pPr>
-        <w:numPr>
-          <w:ilvl w:val="0"/>
-          <w:numId w:val="1003"/>
-        </w:numPr>
-        <w:pStyle w:val="Compact"/>
-      </w:pPr>
-      <w:r>
-        <w:t xml:space="preserve">Grade weights within the unit follow the course grading plan.</w:t>
-      </w:r>
-    </w:p>
-    <w:p>
-      <w:pPr>
-        <w:pStyle w:val="Heading2"/>
-      </w:pPr>
-      <w:bookmarkStart w:id="31" w:name="materials-budget-and-room"/>
-      <w:r>
-        <w:t xml:space="preserve">10. Materials, budget, and room</w:t>
-      </w:r>
-      <w:bookmarkEnd w:id="31"/>
-    </w:p>
-    <w:p>
-      <w:pPr>
-        <w:pStyle w:val="FirstParagraph"/>
-      </w:pPr>
-      <w:r>
-        <w:t xml:space="preserve">[Consumables per lab with cost estimate; equipment; handouts; slides; what to buy where. No-kitchen or no-machine plan for the whole unit.]</w:t>
-      </w:r>
-    </w:p>
-    <w:p>
-      <w:pPr>
-        <w:pStyle w:val="Heading2"/>
-      </w:pPr>
-      <w:bookmarkStart w:id="32" w:name="health-and-other-department-coordination"/>
-      <w:r>
-        <w:t xml:space="preserve">11. Health and other-department coordination</w:t>
-      </w:r>
-      <w:bookmarkEnd w:id="32"/>
-    </w:p>
-    <w:p>
-      <w:pPr>
-        <w:pStyle w:val="FirstParagraph"/>
-      </w:pPr>
-      <w:r>
-        <w:t xml:space="preserve">[What the health teacher (or math, science, art) covers and where this unit stops or goes further.]</w:t>
-      </w:r>
-    </w:p>
-    <w:p>
-      <w:pPr>
-        <w:pStyle w:val="Heading2"/>
-      </w:pPr>
-      <w:bookmarkStart w:id="33" w:name="connections-in-building-and-community"/>
-      <w:r>
-        <w:t xml:space="preserve">12. Connections (in-building and community)</w:t>
-      </w:r>
-      <w:bookmarkEnd w:id="33"/>
     </w:p>
     <w:p>
       <w:pPr>
@@ -772,14 +602,202 @@
         <w:pStyle w:val="Compact"/>
       </w:pPr>
       <w:r>
-        <w:t xml:space="preserve">Inside the building: [subject or role]; FACS gives [ ], gets [ ].</w:t>
-      </w:r>
+        <w:t xml:space="preserve">[code] [text] : Lesson NN.M</w:t>
+      </w:r>
+      <w:r>
+        <w:t xml:space="preserve"> </w:t>
+      </w:r>
+      <w:r>
+        <w:t xml:space="preserve">CTE theme lines: [same]</w:t>
+      </w:r>
+      <w:r>
+        <w:t xml:space="preserve"> </w:t>
+      </w:r>
+      <w:r>
+        <w:t xml:space="preserve">NYS FACS Learning Standards (Intermediate): [standard, key idea, PIs used]</w:t>
+      </w:r>
+      <w:r>
+        <w:t xml:space="preserve"> </w:t>
+      </w:r>
+      <w:r>
+        <w:t xml:space="preserve">CDOS: [standards and universal foundation skills used]</w:t>
+      </w:r>
+      <w:r>
+        <w:t xml:space="preserve"> </w:t>
+      </w:r>
+      <w:r>
+        <w:t xml:space="preserve">National FCS 3.0: [numbers with text]</w:t>
+      </w:r>
+      <w:r>
+        <w:t xml:space="preserve"> </w:t>
+      </w:r>
+      <w:r>
+        <w:t xml:space="preserve">Career Ready Practices: [numbers as the state module lists them]</w:t>
+      </w:r>
+    </w:p>
+    <w:p>
+      <w:pPr>
+        <w:pStyle w:val="Heading2"/>
+      </w:pPr>
+      <w:bookmarkStart w:id="29" w:name="project"/>
+      <w:r>
+        <w:t xml:space="preserve">8. Project</w:t>
+      </w:r>
+      <w:bookmarkEnd w:id="29"/>
+    </w:p>
+    <w:p>
+      <w:pPr>
+        <w:pStyle w:val="FirstParagraph"/>
+      </w:pPr>
+      <w:r>
+        <w:t xml:space="preserve">Name, the scenario, deliverables, steps by day, group or individual, choice built in, ELL and IEP supports, and how it is presented. Full sheet in</w:t>
+      </w:r>
+      <w:r>
+        <w:t xml:space="preserve"> </w:t>
+      </w:r>
+      <w:r>
+        <w:rPr>
+          <w:rStyle w:val="VerbatimChar"/>
+        </w:rPr>
+        <w:t xml:space="preserve">Project NN</w:t>
+      </w:r>
+      <w:r>
+        <w:t xml:space="preserve">.</w:t>
+      </w:r>
+    </w:p>
+    <w:p>
+      <w:pPr>
+        <w:pStyle w:val="Heading2"/>
+      </w:pPr>
+      <w:bookmarkStart w:id="30" w:name="assessment-plan"/>
+      <w:r>
+        <w:t xml:space="preserve">9. Assessment plan</w:t>
+      </w:r>
+      <w:bookmarkEnd w:id="30"/>
     </w:p>
     <w:p>
       <w:pPr>
         <w:numPr>
           <w:ilvl w:val="0"/>
-          <w:numId w:val="1004"/>
+          <w:numId w:val="1005"/>
+        </w:numPr>
+        <w:pStyle w:val="Compact"/>
+      </w:pPr>
+      <w:r>
+        <w:t xml:space="preserve">Formative (daily): do now, checks for understanding, exit cards, checklists.</w:t>
+      </w:r>
+    </w:p>
+    <w:p>
+      <w:pPr>
+        <w:numPr>
+          <w:ilvl w:val="0"/>
+          <w:numId w:val="1005"/>
+        </w:numPr>
+        <w:pStyle w:val="Compact"/>
+      </w:pPr>
+      <w:r>
+        <w:t xml:space="preserve">Formal at the end of each topic: [name each with its file].</w:t>
+      </w:r>
+    </w:p>
+    <w:p>
+      <w:pPr>
+        <w:numPr>
+          <w:ilvl w:val="0"/>
+          <w:numId w:val="1005"/>
+        </w:numPr>
+        <w:pStyle w:val="Compact"/>
+      </w:pPr>
+      <w:r>
+        <w:t xml:space="preserve">Unit test: [file], [format].</w:t>
+      </w:r>
+    </w:p>
+    <w:p>
+      <w:pPr>
+        <w:numPr>
+          <w:ilvl w:val="0"/>
+          <w:numId w:val="1005"/>
+        </w:numPr>
+        <w:pStyle w:val="Compact"/>
+      </w:pPr>
+      <w:r>
+        <w:t xml:space="preserve">Project rubric: [file].</w:t>
+      </w:r>
+    </w:p>
+    <w:p>
+      <w:pPr>
+        <w:numPr>
+          <w:ilvl w:val="0"/>
+          <w:numId w:val="1005"/>
+        </w:numPr>
+        <w:pStyle w:val="Compact"/>
+      </w:pPr>
+      <w:r>
+        <w:t xml:space="preserve">Grade weights within the unit follow the course grading plan.</w:t>
+      </w:r>
+    </w:p>
+    <w:p>
+      <w:pPr>
+        <w:pStyle w:val="Heading2"/>
+      </w:pPr>
+      <w:bookmarkStart w:id="31" w:name="materials-budget-and-room"/>
+      <w:r>
+        <w:t xml:space="preserve">10. Materials, budget, and room</w:t>
+      </w:r>
+      <w:bookmarkEnd w:id="31"/>
+    </w:p>
+    <w:p>
+      <w:pPr>
+        <w:pStyle w:val="FirstParagraph"/>
+      </w:pPr>
+      <w:r>
+        <w:t xml:space="preserve">[Consumables per lab with cost estimate; equipment; handouts; slides; what to buy where. No-kitchen or no-machine plan for the whole unit.]</w:t>
+      </w:r>
+    </w:p>
+    <w:p>
+      <w:pPr>
+        <w:pStyle w:val="Heading2"/>
+      </w:pPr>
+      <w:bookmarkStart w:id="32" w:name="health-and-other-department-coordination"/>
+      <w:r>
+        <w:t xml:space="preserve">11. Health and other-department coordination</w:t>
+      </w:r>
+      <w:bookmarkEnd w:id="32"/>
+    </w:p>
+    <w:p>
+      <w:pPr>
+        <w:pStyle w:val="FirstParagraph"/>
+      </w:pPr>
+      <w:r>
+        <w:t xml:space="preserve">[What the health teacher (or math, science, art) covers and where this unit stops or goes further.]</w:t>
+      </w:r>
+    </w:p>
+    <w:p>
+      <w:pPr>
+        <w:pStyle w:val="Heading2"/>
+      </w:pPr>
+      <w:bookmarkStart w:id="33" w:name="connections-in-building-and-community"/>
+      <w:r>
+        <w:t xml:space="preserve">12. Connections (in-building and community)</w:t>
+      </w:r>
+      <w:bookmarkEnd w:id="33"/>
+    </w:p>
+    <w:p>
+      <w:pPr>
+        <w:numPr>
+          <w:ilvl w:val="0"/>
+          <w:numId w:val="1006"/>
+        </w:numPr>
+        <w:pStyle w:val="Compact"/>
+      </w:pPr>
+      <w:r>
+        <w:t xml:space="preserve">Inside the building: [subject or role]; FACS gives [ ], gets [ ].</w:t>
+      </w:r>
+    </w:p>
+    <w:p>
+      <w:pPr>
+        <w:numPr>
+          <w:ilvl w:val="0"/>
+          <w:numId w:val="1006"/>
         </w:numPr>
         <w:pStyle w:val="Compact"/>
       </w:pPr>
@@ -1302,6 +1320,12 @@
     <w:abstractNumId w:val="991"/>
   </w:num>
   <w:num w:numId="1004">
+    <w:abstractNumId w:val="991"/>
+  </w:num>
+  <w:num w:numId="1005">
+    <w:abstractNumId w:val="991"/>
+  </w:num>
+  <w:num w:numId="1006">
     <w:abstractNumId w:val="991"/>
   </w:num>
 </w:numbering>

--- a/downloads/teacher/03 Course Design/05 Unit Plan Template.docx
+++ b/downloads/teacher/03 Course Design/05 Unit Plan Template.docx
@@ -127,7 +127,7 @@
         <w:pStyle w:val="BodyText"/>
       </w:pPr>
       <w:r>
-        <w:t xml:space="preserve">This follows the seven steps taught in FNES 563 (identify content, organize and sequence, plan with the end in mind, knowledge and skills, objectives, timeline, lessons) with the pieces this project adds (standards lines, assessments, project and rubric, alternatives, connections). Written fresh; no professor material.</w:t>
+        <w:t xml:space="preserve">This follows a seven step unit planning method (identify content, organize and sequence, plan with the end in mind, knowledge and skills, objectives, timeline, lessons) with the pieces this project adds (standards lines, assessments, project and rubric, alternatives, connections). Written fresh.</w:t>
       </w:r>
     </w:p>
     <w:p>
@@ -220,9 +220,9 @@
       <w:pPr>
         <w:pStyle w:val="Heading2"/>
       </w:pPr>
-      <w:bookmarkStart w:id="22" w:name="why-this-unit-rationale-in-sals-voice"/>
-      <w:r>
-        <w:t xml:space="preserve">1. Why this unit (rationale, in Sal’s voice)</w:t>
+      <w:bookmarkStart w:id="22" w:name="why-this-unit"/>
+      <w:r>
+        <w:t xml:space="preserve">1. Why this unit</w:t>
       </w:r>
       <w:bookmarkEnd w:id="22"/>
     </w:p>
@@ -832,55 +832,7 @@
         <w:t xml:space="preserve">Vocabulary NN.md</w:t>
       </w:r>
       <w:r>
-        <w:t xml:space="preserve">: Tier 3 words with a one-line student definition, and columns for Turkish, Portuguese, and Spanish marked</w:t>
-      </w:r>
-      <w:r>
-        <w:t xml:space="preserve"> </w:t>
-      </w:r>
-      <w:r>
-        <w:rPr>
-          <w:rStyle w:val="TeacherNote"/>
-        </w:rPr>
-        <w:t xml:space="preserve">[check with a native speaker]</w:t>
-      </w:r>
-      <w:r>
-        <w:t xml:space="preserve"> </w:t>
-      </w:r>
-      <w:r>
-        <w:t xml:space="preserve">until verified.</w:t>
-      </w:r>
-    </w:p>
-    <w:p>
-      <w:pPr>
-        <w:pStyle w:val="Heading2"/>
-      </w:pPr>
-      <w:bookmarkStart w:id="35" w:name="what-sal-should-replace"/>
-      <w:r>
-        <w:t xml:space="preserve">14. What Sal should replace</w:t>
-      </w:r>
-      <w:bookmarkEnd w:id="35"/>
-    </w:p>
-    <w:p>
-      <w:pPr>
-        <w:pStyle w:val="FirstParagraph"/>
-      </w:pPr>
-      <w:r>
-        <w:t xml:space="preserve">[List of every</w:t>
-      </w:r>
-      <w:r>
-        <w:t xml:space="preserve"> </w:t>
-      </w:r>
-      <w:r>
-        <w:rPr>
-          <w:rStyle w:val="TeacherNote"/>
-        </w:rPr>
-        <w:t xml:space="preserve">[Sal: …]</w:t>
-      </w:r>
-      <w:r>
-        <w:t xml:space="preserve"> </w:t>
-      </w:r>
-      <w:r>
-        <w:t xml:space="preserve">placeholder in the unit, so he can find them.]</w:t>
+        <w:t xml:space="preserve">: Tier 3 words with a one-line student definition, and columns for Turkish, Portuguese, and Spanish, to be checked by a native speaker.</w:t>
       </w:r>
     </w:p>
     <w:sectPr>
